--- a/Decoupe/23_Victoria.docx
+++ b/Decoupe/23_Victoria.docx
@@ -205,20 +205,20 @@
           <w:sz w:val="24"/>
           <w:szCs w:val="24"/>
         </w:rPr>
-        <w:t>❧  💬 STATUT NARRATIF  ❧</w:t>
-      </w:r>
-    </w:p>
-    <w:p>
-      <w:pPr>
-        <w:spacing w:before="60" w:after="60" w:line="300" w:lineRule="auto"/>
-        <w:jc w:val="both"/>
-      </w:pPr>
-      <w:r>
-        <w:rPr>
-          <w:b/>
-          <w:bCs/>
-        </w:rPr>
-        <w:t>Témoin bavard, très riche en observations.</w:t>
+        <w:t>❧  💬 COMMENT JOUER  ❧</w:t>
+      </w:r>
+    </w:p>
+    <w:p>
+      <w:pPr>
+        <w:spacing w:before="60" w:after="60" w:line="300" w:lineRule="auto"/>
+        <w:jc w:val="both"/>
+      </w:pPr>
+      <w:r>
+        <w:rPr>
+          <w:b/>
+          <w:bCs/>
+        </w:rPr>
+        <w:t>Vous parlez avec délectation, très riche en observations.</w:t>
       </w:r>
       <w:r>
         <w:t xml:space="preserve"> Vous n’avez aucun secret compromettant. Vous livrez ce que vous savez librement, mais certains témoignages clefs sont gardés pour des moments précis. </w:t>

--- a/Decoupe/23_Victoria.docx
+++ b/Decoupe/23_Victoria.docx
@@ -64,7 +64,7 @@
         <w:jc w:val="both"/>
       </w:pPr>
       <w:r>
-        <w:t>Le contexte. Samedi 6 juin 2026, anniversaire des 30 ans de Lady Chloé. Vous êtes invité au Domaine des Beuhaies. Lady Chloé est rentrée seule à 18h00 et trouve Lady Léa de Pavy morte dans la dépendance — empoisonnée à la digitaline vers 17h25. Le jeu. Lady Chloé enquête seule pendant 1 heure. Sir Amaury est MJ. Vos observations se livrent en conversation, librement. Vos secrets se gardent — il faut un levier pour qu’ils sortent.</w:t>
+        <w:t>Le contexte. Samedi 6 juin 1925, anniversaire des 30 ans de Lady Chloé. Vous êtes invité au Domaine des Beuhaies. Lady Chloé est rentrée seule à 18h00 et trouve Lady Léa de Pavy morte dans la dépendance — empoisonnée à la digitaline vers 17h25. Le jeu. Lady Chloé enquête seule pendant 1 heure. Sir Amaury est MJ. Vos observations se livrent en conversation, librement. Vos secrets se gardent — il faut un levier pour qu’ils sortent.</w:t>
       </w:r>
     </w:p>
     <w:p>

--- a/Decoupe/23_Victoria.docx
+++ b/Decoupe/23_Victoria.docx
@@ -1,6 +1,6 @@
 
 <file path=word/document.xml><?xml version="1.0" encoding="utf-8"?>
-<w:document xmlns:wpc="http://schemas.microsoft.com/office/word/2010/wordprocessingCanvas" xmlns:cx="http://schemas.microsoft.com/office/drawing/2014/chartex" xmlns:mc="http://schemas.openxmlformats.org/markup-compatibility/2006" xmlns:o="urn:schemas-microsoft-com:office:office" xmlns:r="http://schemas.openxmlformats.org/officeDocument/2006/relationships" xmlns:m="http://schemas.openxmlformats.org/officeDocument/2006/math" xmlns:v="urn:schemas-microsoft-com:vml" xmlns:wp14="http://schemas.microsoft.com/office/word/2010/wordprocessingDrawing" xmlns:wp="http://schemas.openxmlformats.org/drawingml/2006/wordprocessingDrawing" xmlns:w10="urn:schemas-microsoft-com:office:word" xmlns:w="http://schemas.openxmlformats.org/wordprocessingml/2006/main" xmlns:w14="http://schemas.microsoft.com/office/word/2010/wordml" xmlns:w15="http://schemas.microsoft.com/office/word/2012/wordml" xmlns:wpg="http://schemas.microsoft.com/office/word/2010/wordprocessingGroup" xmlns:wpi="http://schemas.microsoft.com/office/word/2010/wordprocessingInk" xmlns:wne="http://schemas.microsoft.com/office/word/2006/wordml" xmlns:wps="http://schemas.microsoft.com/office/word/2010/wordprocessingShape" mc:Ignorable="w14 w15 wp14">
+<w:document xmlns:ns1="http://schemas.openxmlformats.org/markup-compatibility/2006" xmlns:w="http://schemas.openxmlformats.org/wordprocessingml/2006/main" ns1:Ignorable="w14 w15 wp14">
   <w:body>
     <w:p>
       <w:pPr>
@@ -549,10 +549,10 @@
           <w:b/>
           <w:bCs/>
         </w:rPr>
-        <w:t>Sur Lord Nicolas</w:t>
-      </w:r>
-      <w:r>
-        <w:t xml:space="preserve"> : « On ne crie pas sur Léa pour des raisons de famille — on crie pour des raisons de cœur. »</w:t>
+        <w:t xml:space="preserve">Sur Mademoiselle Lisa : « On ne fait pas une scène pareille pour une affaire d’argent — on la fait pour une affaire de cœur. »</w:t>
+      </w:r>
+      <w:r>
+        <w:t xml:space="preserve"/>
       </w:r>
     </w:p>
     <w:p>
@@ -583,10 +583,10 @@
           <w:b/>
           <w:bCs/>
         </w:rPr>
-        <w:t>Sur Lady Romanette</w:t>
-      </w:r>
-      <w:r>
-        <w:t xml:space="preserve"> : « Elle a beaucoup ri ces derniers temps. Comme une jeune fille avant un grand jour. »</w:t>
+        <w:t xml:space="preserve">Sur Mademoiselle Maëlys : « Cette enfant que Chloé a prise sous son aile… Léa la regardait avec une étrange douceur, comme si elle la reconnaissait. »</w:t>
+      </w:r>
+      <w:r>
+        <w:t xml:space="preserve"/>
       </w:r>
     </w:p>
     <w:p>

--- a/Decoupe/23_Victoria.docx
+++ b/Decoupe/23_Victoria.docx
@@ -251,15 +251,6 @@
     </w:p>
     <w:p>
       <w:pPr>
-        <w:spacing w:before="60" w:after="60" w:line="300" w:lineRule="auto"/>
-        <w:jc w:val="both"/>
-      </w:pPr>
-      <w:r>
-        <w:t>Amie loyale de Lady Chloé. Mondaine, présente partout. Mémoire mondaine du salon. C’est vous qui avez découvert le corps à 17h57. Aucun secret compromettant.</w:t>
-      </w:r>
-    </w:p>
-    <w:p>
-      <w:pPr>
         <w:spacing w:before="240" w:after="100"/>
       </w:pPr>
       <w:r>
@@ -270,67 +261,7 @@
           <w:sz w:val="24"/>
           <w:szCs w:val="24"/>
         </w:rPr>
-        <w:t>❧  MES TÉMOIGNAGES PRIORITAIRES  ❧</w:t>
-      </w:r>
-    </w:p>
-    <w:p>
-      <w:pPr>
-        <w:spacing w:before="60" w:after="60" w:line="300" w:lineRule="auto"/>
-        <w:jc w:val="both"/>
-      </w:pPr>
-      <w:r>
-        <w:t>Vos témoignages clefs, à livrer au bon moment :</w:t>
-      </w:r>
-    </w:p>
-    <w:p>
-      <w:pPr>
-        <w:spacing w:before="60" w:after="60" w:line="300" w:lineRule="auto"/>
-        <w:ind w:left="360"/>
-        <w:jc w:val="both"/>
-      </w:pPr>
-      <w:r>
-        <w:rPr>
-          <w:b/>
-          <w:bCs/>
-        </w:rPr>
-        <w:t>Acte I</w:t>
-      </w:r>
-      <w:r>
-        <w:t xml:space="preserve"> — La découverte du corps + Marie et Léa s’embrassant au potager à 16h50.</w:t>
-      </w:r>
-    </w:p>
-    <w:p>
-      <w:pPr>
-        <w:spacing w:before="60" w:after="60" w:line="300" w:lineRule="auto"/>
-        <w:ind w:left="360"/>
-        <w:jc w:val="both"/>
-      </w:pPr>
-      <w:r>
-        <w:rPr>
-          <w:b/>
-          <w:bCs/>
-        </w:rPr>
-        <w:t>Acte II/III</w:t>
-      </w:r>
-      <w:r>
-        <w:t xml:space="preserve"> — Léa glissant un billet à Amandinette à 16h05.</w:t>
-      </w:r>
-    </w:p>
-    <w:p>
-      <w:pPr>
-        <w:spacing w:before="60" w:after="60" w:line="300" w:lineRule="auto"/>
-        <w:ind w:left="360"/>
-        <w:jc w:val="both"/>
-      </w:pPr>
-      <w:r>
-        <w:rPr>
-          <w:b/>
-          <w:bCs/>
-        </w:rPr>
-        <w:t>Acte IV</w:t>
-      </w:r>
-      <w:r>
-        <w:t xml:space="preserve"> — Alicia entrant au bar juste après vos cris à 17h58 (CRITIQUE).</w:t>
+        <w:t xml:space="preserve">❧  DEUX QUESTIONS RÉCURRENTES (Chloé peut les poser à tout convive)  ❧</w:t>
       </w:r>
     </w:p>
     <w:p>
@@ -345,71 +276,260 @@
           <w:sz w:val="24"/>
           <w:szCs w:val="24"/>
         </w:rPr>
-        <w:t>❧  CE QUE VOUS DITES — DISTRIBUÉ PAR ACTES  ❧</w:t>
-      </w:r>
-    </w:p>
-    <w:p>
-      <w:pPr>
-        <w:spacing w:before="60" w:after="60" w:line="300" w:lineRule="auto"/>
-        <w:jc w:val="both"/>
-      </w:pPr>
-      <w:r>
-        <w:rPr>
-          <w:b/>
-          <w:bCs/>
-        </w:rPr>
-        <w:t>ACTE I — La découverte du corps</w:t>
-      </w:r>
-      <w:r>
-        <w:t xml:space="preserve"> : « Je suis allée chercher Léa vers 17h55. La porte de la dépendance était fermée à clef. J’ai regardé par la fenêtre du nord. Elle était à terre, immobile. Je suis revenue en hurlant. »</w:t>
-      </w:r>
-    </w:p>
-    <w:p>
-      <w:pPr>
-        <w:spacing w:before="60" w:after="60" w:line="300" w:lineRule="auto"/>
-        <w:jc w:val="both"/>
-      </w:pPr>
-      <w:r>
-        <w:rPr>
-          <w:b/>
-          <w:bCs/>
-        </w:rPr>
-        <w:t>ACTE I — Marie et Léa au potager (16h50)</w:t>
-      </w:r>
-      <w:r>
-        <w:t xml:space="preserve"> : « Vers 16h50, je me promenais. J’ai vu Marie et Léa s’embrasser dans le potager. Je suis restée pétrifiée derrière les arbres. Je n’en avais parlé à personne. »</w:t>
-      </w:r>
-    </w:p>
-    <w:p>
-      <w:pPr>
-        <w:spacing w:before="60" w:after="60" w:line="300" w:lineRule="auto"/>
-        <w:jc w:val="both"/>
-      </w:pPr>
-      <w:r>
-        <w:rPr>
-          <w:b/>
-          <w:bCs/>
-        </w:rPr>
-        <w:t>ACTE II ou III — Le billet à Amandinette à 16h05.</w:t>
-      </w:r>
-      <w:r>
-        <w:t xml:space="preserve"> Si Chloé interroge sur les déplacements de Léa : « Dans le hall vers 16h05, j’ai vu Léa glisser un petit billet à la Duchesse Amandinette. Geste furtif. Amandinette l’a fourré dans son réticule. »</w:t>
-      </w:r>
-    </w:p>
-    <w:p>
-      <w:pPr>
-        <w:spacing w:before="60" w:after="60" w:line="300" w:lineRule="auto"/>
-        <w:jc w:val="both"/>
-      </w:pPr>
-      <w:r>
-        <w:rPr>
-          <w:b/>
-          <w:bCs/>
-        </w:rPr>
-        <w:t>ACTE IV — Alicia file au bar à 17h58 (CRITIQUE).</w:t>
-      </w:r>
-      <w:r>
-        <w:t xml:space="preserve"> Quand Chloé veut entrer dans la dépendance et trouve le tiroir vide : « Maintenant que vous me posez la question, ma chère… j’ai vu Lady Alicia entrer au bar juste après mes cris. J’avais pensé qu’elle cherchait des sels. »</w:t>
+        <w:t xml:space="preserve">Sur Léa : « Connaissance mondaine. Je l’aimais bien malgré sa langue affûtée. »</w:t>
+      </w:r>
+    </w:p>
+    <w:p>
+      <w:pPr>
+        <w:spacing w:before="240" w:after="100"/>
+      </w:pPr>
+      <w:r>
+        <w:rPr>
+          <w:b/>
+          <w:bCs/>
+          <w:color w:val="5D4037"/>
+          <w:sz w:val="24"/>
+          <w:szCs w:val="24"/>
+        </w:rPr>
+        <w:t xml:space="preserve">Sur quelque chose d’étrange peu avant sa mort : « Oui ! Mille choses ! Marie au potager, Amandinette qui pâlit au toast, Gautier qui se ronge les ongles... Demandez, je vous raconte. »</w:t>
+      </w:r>
+    </w:p>
+    <w:p>
+      <w:pPr>
+        <w:spacing w:before="240" w:after="100"/>
+      </w:pPr>
+      <w:r>
+        <w:rPr>
+          <w:b/>
+          <w:bCs/>
+          <w:color w:val="5D4037"/>
+          <w:sz w:val="24"/>
+          <w:szCs w:val="24"/>
+        </w:rPr>
+        <w:t xml:space="preserve">❧  VOTRE RESSENTI SUR LA JOURNÉE  ❧</w:t>
+      </w:r>
+    </w:p>
+    <w:p>
+      <w:pPr>
+        <w:spacing w:before="240" w:after="100"/>
+      </w:pPr>
+      <w:r>
+        <w:rPr>
+          <w:b/>
+          <w:bCs/>
+          <w:color w:val="5D4037"/>
+          <w:sz w:val="24"/>
+          <w:szCs w:val="24"/>
+        </w:rPr>
+        <w:t xml:space="preserve">« Bouleversée — c’est moi qui ai trouvé le corps. Mais bavarde quand même : c’est ma manière de tenir debout. »</w:t>
+      </w:r>
+    </w:p>
+    <w:p>
+      <w:pPr>
+        <w:spacing w:before="240" w:after="100"/>
+      </w:pPr>
+      <w:r>
+        <w:rPr>
+          <w:b/>
+          <w:bCs/>
+          <w:color w:val="5D4037"/>
+          <w:sz w:val="24"/>
+          <w:szCs w:val="24"/>
+        </w:rPr>
+        <w:t xml:space="preserve">❧  SI VOUS NE SAVEZ PAS QUOI RÉPONDRE  ❧</w:t>
+      </w:r>
+    </w:p>
+    <w:p>
+      <w:pPr>
+        <w:spacing w:before="240" w:after="100"/>
+      </w:pPr>
+      <w:r>
+        <w:rPr>
+          <w:b/>
+          <w:bCs/>
+          <w:color w:val="5D4037"/>
+          <w:sz w:val="24"/>
+          <w:szCs w:val="24"/>
+        </w:rPr>
+        <w:t xml:space="preserve">Esquive type : « Si je l’ai vu, je vous le dirai. Sinon, je ne brode pas — pour une fois. »</w:t>
+      </w:r>
+    </w:p>
+    <w:p>
+      <w:pPr>
+        <w:spacing w:before="240" w:after="100"/>
+      </w:pPr>
+      <w:r>
+        <w:rPr>
+          <w:b/>
+          <w:bCs/>
+          <w:color w:val="5D4037"/>
+          <w:sz w:val="24"/>
+          <w:szCs w:val="24"/>
+        </w:rPr>
+        <w:t xml:space="preserve">Aucun chantage. Aucun secret. Vous parlez librement.</w:t>
+      </w:r>
+    </w:p>
+    <w:p>
+      <w:pPr>
+        <w:spacing w:before="60" w:after="60" w:line="300" w:lineRule="auto"/>
+        <w:jc w:val="both"/>
+      </w:pPr>
+      <w:r>
+        <w:t>Amie loyale de Lady Chloé. Mondaine, présente partout. Mémoire mondaine du salon. C’est vous qui avez découvert le corps à 17h57. Aucun secret compromettant.</w:t>
+      </w:r>
+    </w:p>
+    <w:p>
+      <w:pPr>
+        <w:spacing w:before="240" w:after="100"/>
+      </w:pPr>
+      <w:r>
+        <w:rPr>
+          <w:b/>
+          <w:bCs/>
+          <w:color w:val="5D4037"/>
+          <w:sz w:val="24"/>
+          <w:szCs w:val="24"/>
+        </w:rPr>
+        <w:t>❧  MES TÉMOIGNAGES PRIORITAIRES  ❧</w:t>
+      </w:r>
+    </w:p>
+    <w:p>
+      <w:pPr>
+        <w:spacing w:before="60" w:after="60" w:line="300" w:lineRule="auto"/>
+        <w:jc w:val="both"/>
+      </w:pPr>
+      <w:r>
+        <w:t>Vos témoignages clefs, à livrer au bon moment :</w:t>
+      </w:r>
+    </w:p>
+    <w:p>
+      <w:pPr>
+        <w:spacing w:before="60" w:after="60" w:line="300" w:lineRule="auto"/>
+        <w:ind w:left="360"/>
+        <w:jc w:val="both"/>
+      </w:pPr>
+      <w:r>
+        <w:rPr>
+          <w:b/>
+          <w:bCs/>
+        </w:rPr>
+        <w:t>Acte I</w:t>
+      </w:r>
+      <w:r>
+        <w:t xml:space="preserve"> — La découverte du corps + Marie et Léa s’embrassant au potager à 16h50.</w:t>
+      </w:r>
+    </w:p>
+    <w:p>
+      <w:pPr>
+        <w:spacing w:before="60" w:after="60" w:line="300" w:lineRule="auto"/>
+        <w:ind w:left="360"/>
+        <w:jc w:val="both"/>
+      </w:pPr>
+      <w:r>
+        <w:rPr>
+          <w:b/>
+          <w:bCs/>
+        </w:rPr>
+        <w:t>Acte II/III</w:t>
+      </w:r>
+      <w:r>
+        <w:t xml:space="preserve"> — Léa glissant un billet à Amandinette à 16h05.</w:t>
+      </w:r>
+    </w:p>
+    <w:p>
+      <w:pPr>
+        <w:spacing w:before="60" w:after="60" w:line="300" w:lineRule="auto"/>
+        <w:ind w:left="360"/>
+        <w:jc w:val="both"/>
+      </w:pPr>
+      <w:r>
+        <w:rPr>
+          <w:b/>
+          <w:bCs/>
+        </w:rPr>
+        <w:t>Acte IV</w:t>
+      </w:r>
+      <w:r>
+        <w:t xml:space="preserve"> — Alicia entrant au bar juste après vos cris à 17h58 (CRITIQUE).</w:t>
+      </w:r>
+    </w:p>
+    <w:p>
+      <w:pPr>
+        <w:spacing w:before="240" w:after="100"/>
+      </w:pPr>
+      <w:r>
+        <w:rPr>
+          <w:b/>
+          <w:bCs/>
+          <w:color w:val="5D4037"/>
+          <w:sz w:val="24"/>
+          <w:szCs w:val="24"/>
+        </w:rPr>
+        <w:t xml:space="preserve">❧  CE QUE VOUS DITES — SELON CE QUE CHLOÉ DEMANDE  ❧</w:t>
+      </w:r>
+    </w:p>
+    <w:p>
+      <w:pPr>
+        <w:spacing w:before="60" w:after="60" w:line="300" w:lineRule="auto"/>
+        <w:jc w:val="both"/>
+      </w:pPr>
+      <w:r>
+        <w:rPr>
+          <w:b/>
+          <w:bCs/>
+        </w:rPr>
+        <w:t xml:space="preserve">La découverte du corps : « Je suis allée chercher Léa vers 17h55. La porte de la dépendance était fermée à clef. J’ai regardé par la fenêtre du nord. Elle était à terre, immobile. Je suis revenue en hurlant. »</w:t>
+      </w:r>
+      <w:r>
+        <w:t xml:space="preserve"/>
+      </w:r>
+    </w:p>
+    <w:p>
+      <w:pPr>
+        <w:spacing w:before="60" w:after="60" w:line="300" w:lineRule="auto"/>
+        <w:jc w:val="both"/>
+      </w:pPr>
+      <w:r>
+        <w:rPr>
+          <w:b/>
+          <w:bCs/>
+        </w:rPr>
+        <w:t xml:space="preserve">Marie et Léa au potager (16h50) : « Vers 16h50, je me promenais. J’ai vu Marie et Léa s’embrasser dans le potager. Je suis restée pétrifiée derrière les arbres. Je n’en avais parlé à personne. »</w:t>
+      </w:r>
+      <w:r>
+        <w:t xml:space="preserve"/>
+      </w:r>
+    </w:p>
+    <w:p>
+      <w:pPr>
+        <w:spacing w:before="60" w:after="60" w:line="300" w:lineRule="auto"/>
+        <w:jc w:val="both"/>
+      </w:pPr>
+      <w:r>
+        <w:rPr>
+          <w:b/>
+          <w:bCs/>
+        </w:rPr>
+        <w:t xml:space="preserve">Le billet à Amandinette à 16h05. Si Chloé interroge sur les déplacements de Léa : « Dans le hall vers 16h05, j’ai vu Léa glisser un petit billet à la Duchesse Amandinette. Geste furtif. Amandinette l’a fourré dans son réticule. »</w:t>
+      </w:r>
+      <w:r>
+        <w:t xml:space="preserve"/>
+      </w:r>
+    </w:p>
+    <w:p>
+      <w:pPr>
+        <w:spacing w:before="60" w:after="60" w:line="300" w:lineRule="auto"/>
+        <w:jc w:val="both"/>
+      </w:pPr>
+      <w:r>
+        <w:rPr>
+          <w:b/>
+          <w:bCs/>
+        </w:rPr>
+        <w:t xml:space="preserve">Alicia file au bar à 17h58 (CRITIQUE). Quand Chloé veut entrer dans la dépendance et trouve le tiroir vide : « Maintenant que vous me posez la question, ma chère… j’ai vu Lady Alicia entrer au bar juste après mes cris. J’avais pensé qu’elle cherchait des sels. »</w:t>
+      </w:r>
+      <w:r>
+        <w:t xml:space="preserve"/>
       </w:r>
     </w:p>
     <w:p>

--- a/Decoupe/23_Victoria.docx
+++ b/Decoupe/23_Victoria.docx
@@ -119,6 +119,21 @@
           <w:color w:val="6D4C41"/>
         </w:rPr>
         <w:t>« Lady Victoria Chevessand, amie de Chloé depuis l’école. C’est moi qui ai découvert le corps. »</w:t>
+      </w:r>
+    </w:p>
+    <w:p>
+      <w:pPr>
+        <w:spacing w:before="120" w:after="120" w:line="300" w:lineRule="auto"/>
+        <w:ind w:left="360" w:right="360"/>
+        <w:jc w:val="both"/>
+      </w:pPr>
+      <w:r>
+        <w:rPr>
+          <w:i/>
+          <w:iCs/>
+          <w:color w:val="6D4C41"/>
+        </w:rPr>
+        <w:t xml:space="preserve">👗 Votre allure. Robe longue rouge sang à bretelles fines, capeline noire à plume d’autruche, rouge à lèvres carmin, longs colliers d’ambre superposés — flamboyante, faite pour être vue.</w:t>
       </w:r>
     </w:p>
     <w:p>

--- a/Decoupe/23_Victoria.docx
+++ b/Decoupe/23_Victoria.docx
@@ -119,21 +119,6 @@
           <w:color w:val="6D4C41"/>
         </w:rPr>
         <w:t>« Lady Victoria Chevessand, amie de Chloé depuis l’école. C’est moi qui ai découvert le corps. »</w:t>
-      </w:r>
-    </w:p>
-    <w:p>
-      <w:pPr>
-        <w:spacing w:before="120" w:after="120" w:line="300" w:lineRule="auto"/>
-        <w:ind w:left="360" w:right="360"/>
-        <w:jc w:val="both"/>
-      </w:pPr>
-      <w:r>
-        <w:rPr>
-          <w:i/>
-          <w:iCs/>
-          <w:color w:val="6D4C41"/>
-        </w:rPr>
-        <w:t xml:space="preserve">👗 Votre allure. Robe longue rouge sang à bretelles fines, capeline noire à plume d’autruche, rouge à lèvres carmin, longs colliers d’ambre superposés — flamboyante, faite pour être vue.</w:t>
       </w:r>
     </w:p>
     <w:p>

--- a/Decoupe/23_Victoria.docx
+++ b/Decoupe/23_Victoria.docx
@@ -451,6 +451,261 @@
       </w:r>
       <w:r>
         <w:t xml:space="preserve"> — Alicia entrant au bar juste après vos cris à 17h58 (CRITIQUE).</w:t>
+      </w:r>
+    </w:p>
+    <w:p>
+      <w:pPr>
+        <w:spacing w:before="60" w:after="60" w:line="300" w:lineRule="auto"/>
+        <w:ind w:left="360"/>
+        <w:jc w:val="both"/>
+      </w:pPr>
+      <w:r>
+        <w:rPr>
+          <w:b/>
+          <w:bCs/>
+        </w:rPr>
+        <w:t xml:space="preserve">❧  POUR ENRICHIR VOS RÉPONSES — petit monde, opinions, voix intérieure  ❧</w:t>
+      </w:r>
+      <w:r>
+        <w:t xml:space="preserve"/>
+      </w:r>
+    </w:p>
+    <w:p>
+      <w:pPr>
+        <w:spacing w:before="60" w:after="60" w:line="300" w:lineRule="auto"/>
+        <w:ind w:left="360"/>
+        <w:jc w:val="both"/>
+      </w:pPr>
+      <w:r>
+        <w:rPr>
+          <w:b/>
+          <w:bCs/>
+        </w:rPr>
+        <w:t xml:space="preserve">(Guidelines pour les questions banales — ce sont des points de départ, adaptez à votre style.)</w:t>
+      </w:r>
+      <w:r>
+        <w:t xml:space="preserve"/>
+      </w:r>
+    </w:p>
+    <w:p>
+      <w:pPr>
+        <w:spacing w:before="60" w:after="60" w:line="300" w:lineRule="auto"/>
+        <w:ind w:left="360"/>
+        <w:jc w:val="both"/>
+      </w:pPr>
+      <w:r>
+        <w:rPr>
+          <w:b/>
+          <w:bCs/>
+        </w:rPr>
+        <w:t xml:space="preserve">Votre vie quotidienne : Chroniqueuse mondaine (la Gazette du Tout-Paris, sous un pseudonyme). Amie de Chloé depuis l'école. Toujours en train de noter dans un petit carnet.</w:t>
+      </w:r>
+      <w:r>
+        <w:t xml:space="preserve"/>
+      </w:r>
+    </w:p>
+    <w:p>
+      <w:pPr>
+        <w:spacing w:before="60" w:after="60" w:line="300" w:lineRule="auto"/>
+        <w:ind w:left="360"/>
+        <w:jc w:val="both"/>
+      </w:pPr>
+      <w:r>
+        <w:rPr>
+          <w:b/>
+          <w:bCs/>
+        </w:rPr>
+        <w:t xml:space="preserve">Vos goûts (à servir si la conversation est culture/loisirs) : Le scandale, le rouge à lèvres carmin, les longues lettres aux amies de province.</w:t>
+      </w:r>
+      <w:r>
+        <w:t xml:space="preserve"/>
+      </w:r>
+    </w:p>
+    <w:p>
+      <w:pPr>
+        <w:spacing w:before="60" w:after="60" w:line="300" w:lineRule="auto"/>
+        <w:ind w:left="360"/>
+        <w:jc w:val="both"/>
+      </w:pPr>
+      <w:r>
+        <w:rPr>
+          <w:b/>
+          <w:bCs/>
+        </w:rPr>
+        <w:t xml:space="preserve">❧  OPINIONS COURTES sur d'autres convives (à servir si on en parle)  ❧</w:t>
+      </w:r>
+      <w:r>
+        <w:t xml:space="preserve"/>
+      </w:r>
+    </w:p>
+    <w:p>
+      <w:pPr>
+        <w:spacing w:before="60" w:after="60" w:line="300" w:lineRule="auto"/>
+        <w:ind w:left="360"/>
+        <w:jc w:val="both"/>
+      </w:pPr>
+      <w:r>
+        <w:rPr>
+          <w:b/>
+          <w:bCs/>
+        </w:rPr>
+        <w:t xml:space="preserve">• Sur Lady Chloé (votre amie) : « Mon amie depuis l'école. Je dirais tout pour la défendre — sauf la vérité, parfois. »</w:t>
+      </w:r>
+      <w:r>
+        <w:t xml:space="preserve"/>
+      </w:r>
+    </w:p>
+    <w:p>
+      <w:pPr>
+        <w:spacing w:before="60" w:after="60" w:line="300" w:lineRule="auto"/>
+        <w:ind w:left="360"/>
+        <w:jc w:val="both"/>
+      </w:pPr>
+      <w:r>
+        <w:rPr>
+          <w:b/>
+          <w:bCs/>
+        </w:rPr>
+        <w:t xml:space="preserve">• Sur Lady Léa : « Connaissance mondaine. Je l'aimais bien malgré sa langue. »</w:t>
+      </w:r>
+      <w:r>
+        <w:t xml:space="preserve"/>
+      </w:r>
+    </w:p>
+    <w:p>
+      <w:pPr>
+        <w:spacing w:before="60" w:after="60" w:line="300" w:lineRule="auto"/>
+        <w:ind w:left="360"/>
+        <w:jc w:val="both"/>
+      </w:pPr>
+      <w:r>
+        <w:rPr>
+          <w:b/>
+          <w:bCs/>
+        </w:rPr>
+        <w:t xml:space="preserve">• Sur Lady Amandinette : « Étrange que ses ancêtres me restent invisibles. Demandez à Boulet. »</w:t>
+      </w:r>
+      <w:r>
+        <w:t xml:space="preserve"/>
+      </w:r>
+    </w:p>
+    <w:p>
+      <w:pPr>
+        <w:spacing w:before="60" w:after="60" w:line="300" w:lineRule="auto"/>
+        <w:ind w:left="360"/>
+        <w:jc w:val="both"/>
+      </w:pPr>
+      <w:r>
+        <w:rPr>
+          <w:b/>
+          <w:bCs/>
+        </w:rPr>
+        <w:t xml:space="preserve">• Sur Lord Gautier : « Au bord de la ruine — c'est le bruit qui court. »</w:t>
+      </w:r>
+      <w:r>
+        <w:t xml:space="preserve"/>
+      </w:r>
+    </w:p>
+    <w:p>
+      <w:pPr>
+        <w:spacing w:before="60" w:after="60" w:line="300" w:lineRule="auto"/>
+        <w:ind w:left="360"/>
+        <w:jc w:val="both"/>
+      </w:pPr>
+      <w:r>
+        <w:rPr>
+          <w:b/>
+          <w:bCs/>
+        </w:rPr>
+        <w:t xml:space="preserve">❧  PHRASES TOUTES-PRÊTES (pour ne jamais être à court)  ❧</w:t>
+      </w:r>
+      <w:r>
+        <w:t xml:space="preserve"/>
+      </w:r>
+    </w:p>
+    <w:p>
+      <w:pPr>
+        <w:spacing w:before="60" w:after="60" w:line="300" w:lineRule="auto"/>
+        <w:ind w:left="360"/>
+        <w:jc w:val="both"/>
+      </w:pPr>
+      <w:r>
+        <w:rPr>
+          <w:b/>
+          <w:bCs/>
+        </w:rPr>
+        <w:t xml:space="preserve">— « Tenez, je dois noter cela — pour ma chronique de demain. »</w:t>
+      </w:r>
+      <w:r>
+        <w:t xml:space="preserve"/>
+      </w:r>
+    </w:p>
+    <w:p>
+      <w:pPr>
+        <w:spacing w:before="60" w:after="60" w:line="300" w:lineRule="auto"/>
+        <w:ind w:left="360"/>
+        <w:jc w:val="both"/>
+      </w:pPr>
+      <w:r>
+        <w:rPr>
+          <w:b/>
+          <w:bCs/>
+        </w:rPr>
+        <w:t xml:space="preserve">— « Vous avez vu ? Vous n'avez pas vu ? Permettez-moi de vous raconter. »</w:t>
+      </w:r>
+      <w:r>
+        <w:t xml:space="preserve"/>
+      </w:r>
+    </w:p>
+    <w:p>
+      <w:pPr>
+        <w:spacing w:before="60" w:after="60" w:line="300" w:lineRule="auto"/>
+        <w:ind w:left="360"/>
+        <w:jc w:val="both"/>
+      </w:pPr>
+      <w:r>
+        <w:rPr>
+          <w:b/>
+          <w:bCs/>
+        </w:rPr>
+        <w:t xml:space="preserve">❧  VOTRE VOIX INTÉRIEURE (à ne PAS dire — mais à laisser influencer votre ton)  ❧</w:t>
+      </w:r>
+      <w:r>
+        <w:t xml:space="preserve"/>
+      </w:r>
+    </w:p>
+    <w:p>
+      <w:pPr>
+        <w:spacing w:before="60" w:after="60" w:line="300" w:lineRule="auto"/>
+        <w:ind w:left="360"/>
+        <w:jc w:val="both"/>
+      </w:pPr>
+      <w:r>
+        <w:rPr>
+          <w:b/>
+          <w:bCs/>
+        </w:rPr>
+        <w:t xml:space="preserve">• « J'ai trouvé le corps. Je le revois — je ne dormirai pas cette nuit. »</w:t>
+      </w:r>
+      <w:r>
+        <w:t xml:space="preserve"/>
+      </w:r>
+    </w:p>
+    <w:p>
+      <w:pPr>
+        <w:spacing w:before="60" w:after="60" w:line="300" w:lineRule="auto"/>
+        <w:ind w:left="360"/>
+        <w:jc w:val="both"/>
+      </w:pPr>
+      <w:r>
+        <w:rPr>
+          <w:b/>
+          <w:bCs/>
+        </w:rPr>
+        <w:t xml:space="preserve">• « Si Chloé résout, ce sera la plus belle chronique de ma vie. »</w:t>
+      </w:r>
+      <w:r>
+        <w:t xml:space="preserve"/>
       </w:r>
     </w:p>
     <w:p>
